--- a/Calendario2026/Actividades/A1_VLSM/Act1_VLSM.docx
+++ b/Calendario2026/Actividades/A1_VLSM/Act1_VLSM.docx
@@ -4,7 +4,7 @@
   <w:body>
     <w:p>
       <w:pPr>
-        <w:pStyle w:val="BodyText"/>
+        <w:pStyle w:val="Textoindependiente"/>
         <w:pBdr>
           <w:bottom w:val="single" w:sz="4" w:space="1" w:color="auto"/>
         </w:pBdr>
@@ -72,7 +72,7 @@
     </w:p>
     <w:p>
       <w:pPr>
-        <w:pStyle w:val="BodyText"/>
+        <w:pStyle w:val="Textoindependiente"/>
         <w:pBdr>
           <w:bottom w:val="single" w:sz="4" w:space="1" w:color="auto"/>
         </w:pBdr>
@@ -5139,7 +5139,7 @@
     </w:p>
     <w:p>
       <w:pPr>
-        <w:pStyle w:val="ListParagraph"/>
+        <w:pStyle w:val="Prrafodelista"/>
         <w:numPr>
           <w:ilvl w:val="0"/>
           <w:numId w:val="23"/>
@@ -5264,7 +5264,8 @@
       </w:tblGrid>
       <w:tr>
         <w:trPr>
-          <w:trHeight w:val="718"/>
+          <w:cantSplit/>
+          <w:trHeight w:val="1134"/>
           <w:jc w:val="center"/>
         </w:trPr>
         <w:tc>
@@ -5456,11 +5457,13 @@
           <w:tcPr>
             <w:tcW w:w="551" w:type="dxa"/>
             <w:shd w:val="clear" w:color="auto" w:fill="F2F2F2" w:themeFill="background1" w:themeFillShade="F2"/>
+            <w:textDirection w:val="btLr"/>
             <w:vAlign w:val="center"/>
           </w:tcPr>
           <w:p>
             <w:pPr>
               <w:spacing w:line="300" w:lineRule="exact"/>
+              <w:ind w:left="113" w:right="113"/>
               <w:jc w:val="center"/>
               <w:rPr>
                 <w:rFonts w:ascii="Arial" w:hAnsi="Arial" w:cs="Arial"/>
@@ -5614,7 +5617,6 @@
         <w:tc>
           <w:tcPr>
             <w:tcW w:w="1657" w:type="dxa"/>
-            <w:shd w:val="clear" w:color="auto" w:fill="auto"/>
             <w:vAlign w:val="center"/>
           </w:tcPr>
           <w:p>
@@ -5786,7 +5788,6 @@
         <w:tc>
           <w:tcPr>
             <w:tcW w:w="1657" w:type="dxa"/>
-            <w:shd w:val="clear" w:color="auto" w:fill="auto"/>
             <w:vAlign w:val="center"/>
           </w:tcPr>
           <w:p>
@@ -5957,7 +5958,6 @@
         <w:tc>
           <w:tcPr>
             <w:tcW w:w="1657" w:type="dxa"/>
-            <w:shd w:val="clear" w:color="auto" w:fill="auto"/>
             <w:vAlign w:val="center"/>
           </w:tcPr>
           <w:p>
@@ -6127,7 +6127,6 @@
         <w:tc>
           <w:tcPr>
             <w:tcW w:w="1657" w:type="dxa"/>
-            <w:shd w:val="clear" w:color="auto" w:fill="auto"/>
             <w:vAlign w:val="center"/>
           </w:tcPr>
           <w:p>
@@ -6321,7 +6320,6 @@
         <w:tc>
           <w:tcPr>
             <w:tcW w:w="1657" w:type="dxa"/>
-            <w:shd w:val="clear" w:color="auto" w:fill="auto"/>
             <w:vAlign w:val="center"/>
           </w:tcPr>
           <w:p>
@@ -6483,7 +6481,6 @@
         <w:tc>
           <w:tcPr>
             <w:tcW w:w="1657" w:type="dxa"/>
-            <w:shd w:val="clear" w:color="auto" w:fill="auto"/>
             <w:vAlign w:val="center"/>
           </w:tcPr>
           <w:p>
@@ -6644,7 +6641,6 @@
         <w:tc>
           <w:tcPr>
             <w:tcW w:w="1657" w:type="dxa"/>
-            <w:shd w:val="clear" w:color="auto" w:fill="auto"/>
             <w:vAlign w:val="center"/>
           </w:tcPr>
           <w:p>
@@ -6805,7 +6801,6 @@
         <w:tc>
           <w:tcPr>
             <w:tcW w:w="1657" w:type="dxa"/>
-            <w:shd w:val="clear" w:color="auto" w:fill="auto"/>
             <w:vAlign w:val="center"/>
           </w:tcPr>
           <w:p>
@@ -6946,7 +6941,7 @@
     </w:p>
     <w:p>
       <w:pPr>
-        <w:pStyle w:val="ListParagraph"/>
+        <w:pStyle w:val="Prrafodelista"/>
         <w:spacing w:after="120" w:line="360" w:lineRule="exact"/>
         <w:ind w:left="357" w:right="17"/>
         <w:jc w:val="both"/>
@@ -7047,7 +7042,7 @@
     </w:p>
     <w:p>
       <w:pPr>
-        <w:pStyle w:val="ListParagraph"/>
+        <w:pStyle w:val="Prrafodelista"/>
         <w:numPr>
           <w:ilvl w:val="0"/>
           <w:numId w:val="23"/>
@@ -7074,7 +7069,7 @@
     </w:p>
     <w:p>
       <w:pPr>
-        <w:pStyle w:val="ListParagraph"/>
+        <w:pStyle w:val="Prrafodelista"/>
         <w:numPr>
           <w:ilvl w:val="0"/>
           <w:numId w:val="17"/>
@@ -7133,7 +7128,7 @@
     </w:p>
     <w:p>
       <w:pPr>
-        <w:pStyle w:val="ListParagraph"/>
+        <w:pStyle w:val="Prrafodelista"/>
         <w:numPr>
           <w:ilvl w:val="0"/>
           <w:numId w:val="17"/>
@@ -8313,7 +8308,7 @@
     </w:tbl>
     <w:p>
       <w:pPr>
-        <w:pStyle w:val="BodyText"/>
+        <w:pStyle w:val="Textoindependiente"/>
         <w:tabs>
           <w:tab w:val="left" w:pos="345"/>
         </w:tabs>
@@ -8333,58 +8328,6 @@
           <w:rFonts w:ascii="Times New Roman" w:eastAsia="Times New Roman" w:hAnsi="Times New Roman" w:cs="Times New Roman"/>
           <w:sz w:val="24"/>
           <w:szCs w:val="24"/>
-        </w:rPr>
-      </w:pPr>
-    </w:p>
-    <w:p>
-      <w:pPr>
-        <w:spacing w:after="120" w:line="360" w:lineRule="exact"/>
-        <w:ind w:left="357" w:right="17"/>
-        <w:jc w:val="both"/>
-        <w:rPr>
-          <w:rFonts w:ascii="Arial" w:hAnsi="Arial" w:cs="Arial"/>
-          <w:spacing w:val="-1"/>
-          <w:sz w:val="20"/>
-          <w:szCs w:val="20"/>
-        </w:rPr>
-      </w:pPr>
-    </w:p>
-    <w:p>
-      <w:pPr>
-        <w:spacing w:line="300" w:lineRule="exact"/>
-        <w:ind w:right="117"/>
-        <w:jc w:val="both"/>
-        <w:rPr>
-          <w:rFonts w:ascii="Arial" w:hAnsi="Arial" w:cs="Arial"/>
-          <w:spacing w:val="-1"/>
-          <w:sz w:val="20"/>
-          <w:szCs w:val="20"/>
-        </w:rPr>
-      </w:pPr>
-    </w:p>
-    <w:p>
-      <w:pPr>
-        <w:spacing w:line="300" w:lineRule="exact"/>
-        <w:ind w:right="117"/>
-        <w:jc w:val="both"/>
-        <w:rPr>
-          <w:rFonts w:ascii="Arial" w:hAnsi="Arial" w:cs="Arial"/>
-          <w:spacing w:val="-1"/>
-          <w:sz w:val="20"/>
-          <w:szCs w:val="20"/>
-        </w:rPr>
-      </w:pPr>
-    </w:p>
-    <w:p>
-      <w:pPr>
-        <w:spacing w:line="300" w:lineRule="exact"/>
-        <w:ind w:right="117"/>
-        <w:jc w:val="both"/>
-        <w:rPr>
-          <w:rFonts w:ascii="Arial" w:hAnsi="Arial" w:cs="Arial"/>
-          <w:spacing w:val="-1"/>
-          <w:sz w:val="20"/>
-          <w:szCs w:val="20"/>
         </w:rPr>
       </w:pPr>
     </w:p>
@@ -11700,7 +11643,7 @@
       <w:lang w:val="es-MX"/>
     </w:rPr>
   </w:style>
-  <w:style w:type="paragraph" w:styleId="Heading1">
+  <w:style w:type="paragraph" w:styleId="Ttulo1">
     <w:name w:val="heading 1"/>
     <w:basedOn w:val="Normal"/>
     <w:uiPriority w:val="9"/>
@@ -11716,7 +11659,7 @@
       <w:szCs w:val="28"/>
     </w:rPr>
   </w:style>
-  <w:style w:type="paragraph" w:styleId="Heading2">
+  <w:style w:type="paragraph" w:styleId="Ttulo2">
     <w:name w:val="heading 2"/>
     <w:basedOn w:val="Normal"/>
     <w:uiPriority w:val="9"/>
@@ -11735,7 +11678,7 @@
       <w:szCs w:val="24"/>
     </w:rPr>
   </w:style>
-  <w:style w:type="paragraph" w:styleId="Heading3">
+  <w:style w:type="paragraph" w:styleId="Ttulo3">
     <w:name w:val="heading 3"/>
     <w:basedOn w:val="Normal"/>
     <w:uiPriority w:val="9"/>
@@ -11751,7 +11694,7 @@
       <w:szCs w:val="24"/>
     </w:rPr>
   </w:style>
-  <w:style w:type="paragraph" w:styleId="Heading4">
+  <w:style w:type="paragraph" w:styleId="Ttulo4">
     <w:name w:val="heading 4"/>
     <w:basedOn w:val="Normal"/>
     <w:uiPriority w:val="9"/>
@@ -11765,7 +11708,7 @@
       <w:rFonts w:ascii="Arial" w:eastAsia="Arial" w:hAnsi="Arial"/>
     </w:rPr>
   </w:style>
-  <w:style w:type="paragraph" w:styleId="Heading5">
+  <w:style w:type="paragraph" w:styleId="Ttulo5">
     <w:name w:val="heading 5"/>
     <w:basedOn w:val="Normal"/>
     <w:uiPriority w:val="9"/>
@@ -11784,7 +11727,7 @@
       <w:szCs w:val="20"/>
     </w:rPr>
   </w:style>
-  <w:style w:type="paragraph" w:styleId="Heading6">
+  <w:style w:type="paragraph" w:styleId="Ttulo6">
     <w:name w:val="heading 6"/>
     <w:basedOn w:val="Normal"/>
     <w:uiPriority w:val="9"/>
@@ -11803,13 +11746,13 @@
       <w:szCs w:val="18"/>
     </w:rPr>
   </w:style>
-  <w:style w:type="character" w:default="1" w:styleId="DefaultParagraphFont">
+  <w:style w:type="character" w:default="1" w:styleId="Fuentedeprrafopredeter">
     <w:name w:val="Default Paragraph Font"/>
     <w:uiPriority w:val="1"/>
     <w:semiHidden/>
     <w:unhideWhenUsed/>
   </w:style>
-  <w:style w:type="table" w:default="1" w:styleId="TableNormal">
+  <w:style w:type="table" w:default="1" w:styleId="Tablanormal">
     <w:name w:val="Normal Table"/>
     <w:uiPriority w:val="99"/>
     <w:semiHidden/>
@@ -11824,7 +11767,7 @@
       </w:tblCellMar>
     </w:tblPr>
   </w:style>
-  <w:style w:type="numbering" w:default="1" w:styleId="NoList">
+  <w:style w:type="numbering" w:default="1" w:styleId="Sinlista">
     <w:name w:val="No List"/>
     <w:uiPriority w:val="99"/>
     <w:semiHidden/>
@@ -11846,7 +11789,7 @@
       </w:tblCellMar>
     </w:tblPr>
   </w:style>
-  <w:style w:type="paragraph" w:styleId="TOC1">
+  <w:style w:type="paragraph" w:styleId="TDC1">
     <w:name w:val="toc 1"/>
     <w:basedOn w:val="Normal"/>
     <w:uiPriority w:val="1"/>
@@ -11861,7 +11804,7 @@
       <w:szCs w:val="18"/>
     </w:rPr>
   </w:style>
-  <w:style w:type="paragraph" w:styleId="TOC2">
+  <w:style w:type="paragraph" w:styleId="TDC2">
     <w:name w:val="toc 2"/>
     <w:basedOn w:val="Normal"/>
     <w:uiPriority w:val="1"/>
@@ -11877,7 +11820,7 @@
       <w:i/>
     </w:rPr>
   </w:style>
-  <w:style w:type="paragraph" w:styleId="TOC3">
+  <w:style w:type="paragraph" w:styleId="TDC3">
     <w:name w:val="toc 3"/>
     <w:basedOn w:val="Normal"/>
     <w:uiPriority w:val="1"/>
@@ -11892,7 +11835,7 @@
       <w:szCs w:val="18"/>
     </w:rPr>
   </w:style>
-  <w:style w:type="paragraph" w:styleId="BodyText">
+  <w:style w:type="paragraph" w:styleId="Textoindependiente">
     <w:name w:val="Body Text"/>
     <w:basedOn w:val="Normal"/>
     <w:uiPriority w:val="1"/>
@@ -11907,7 +11850,7 @@
       <w:szCs w:val="18"/>
     </w:rPr>
   </w:style>
-  <w:style w:type="paragraph" w:styleId="ListParagraph">
+  <w:style w:type="paragraph" w:styleId="Prrafodelista">
     <w:name w:val="List Paragraph"/>
     <w:basedOn w:val="Normal"/>
     <w:uiPriority w:val="1"/>
@@ -11919,10 +11862,10 @@
     <w:uiPriority w:val="1"/>
     <w:qFormat/>
   </w:style>
-  <w:style w:type="paragraph" w:styleId="Header">
+  <w:style w:type="paragraph" w:styleId="Encabezado">
     <w:name w:val="header"/>
     <w:basedOn w:val="Normal"/>
-    <w:link w:val="HeaderChar"/>
+    <w:link w:val="EncabezadoCar"/>
     <w:uiPriority w:val="99"/>
     <w:unhideWhenUsed/>
     <w:rsid w:val="00541679"/>
@@ -11933,20 +11876,20 @@
       </w:tabs>
     </w:pPr>
   </w:style>
-  <w:style w:type="character" w:customStyle="1" w:styleId="HeaderChar">
-    <w:name w:val="Header Char"/>
-    <w:basedOn w:val="DefaultParagraphFont"/>
-    <w:link w:val="Header"/>
+  <w:style w:type="character" w:customStyle="1" w:styleId="EncabezadoCar">
+    <w:name w:val="Encabezado Car"/>
+    <w:basedOn w:val="Fuentedeprrafopredeter"/>
+    <w:link w:val="Encabezado"/>
     <w:uiPriority w:val="99"/>
     <w:rsid w:val="00541679"/>
     <w:rPr>
       <w:lang w:val="es-MX"/>
     </w:rPr>
   </w:style>
-  <w:style w:type="paragraph" w:styleId="Footer">
+  <w:style w:type="paragraph" w:styleId="Piedepgina">
     <w:name w:val="footer"/>
     <w:basedOn w:val="Normal"/>
-    <w:link w:val="FooterChar"/>
+    <w:link w:val="PiedepginaCar"/>
     <w:uiPriority w:val="99"/>
     <w:unhideWhenUsed/>
     <w:rsid w:val="00541679"/>
@@ -11957,10 +11900,10 @@
       </w:tabs>
     </w:pPr>
   </w:style>
-  <w:style w:type="character" w:customStyle="1" w:styleId="FooterChar">
-    <w:name w:val="Footer Char"/>
-    <w:basedOn w:val="DefaultParagraphFont"/>
-    <w:link w:val="Footer"/>
+  <w:style w:type="character" w:customStyle="1" w:styleId="PiedepginaCar">
+    <w:name w:val="Pie de página Car"/>
+    <w:basedOn w:val="Fuentedeprrafopredeter"/>
+    <w:link w:val="Piedepgina"/>
     <w:uiPriority w:val="99"/>
     <w:rsid w:val="00541679"/>
     <w:rPr>
